--- a/documentacao/arquivos/garantia-qualidade/LabMedSys - Modulo Garantia da Qualidade - Controle de Desvios - Tela 10 Plano de Ação Preventiva - Anvisa.docx
+++ b/documentacao/arquivos/garantia-qualidade/LabMedSys - Modulo Garantia da Qualidade - Controle de Desvios - Tela 10 Plano de Ação Preventiva - Anvisa.docx
@@ -946,7 +946,7 @@
               <w:rPr>
                 <w:szCs w:val="20"/>
               </w:rPr>
-              <w:t>21/10/2026</w:t>
+              <w:t>22/10/2026</w:t>
             </w:r>
           </w:p>
         </w:tc>
@@ -3519,10 +3519,10 @@
         <w:tblLook w:val="04A0" w:firstRow="1" w:lastRow="0" w:firstColumn="1" w:lastColumn="0" w:noHBand="0" w:noVBand="1"/>
       </w:tblPr>
       <w:tblGrid>
-        <w:gridCol w:w="2611"/>
-        <w:gridCol w:w="1277"/>
-        <w:gridCol w:w="4471"/>
-        <w:gridCol w:w="1272"/>
+        <w:gridCol w:w="2518"/>
+        <w:gridCol w:w="1267"/>
+        <w:gridCol w:w="4684"/>
+        <w:gridCol w:w="1162"/>
       </w:tblGrid>
       <w:tr>
         <w:trPr>
@@ -3531,7 +3531,7 @@
         </w:trPr>
         <w:tc>
           <w:tcPr>
-            <w:tcW w:w="2611" w:type="dxa"/>
+            <w:tcW w:w="2518" w:type="dxa"/>
             <w:shd w:val="clear" w:color="auto" w:fill="D9D9D9" w:themeFill="background1" w:themeFillShade="D9"/>
           </w:tcPr>
           <w:p>
@@ -3559,7 +3559,7 @@
         </w:tc>
         <w:tc>
           <w:tcPr>
-            <w:tcW w:w="1277" w:type="dxa"/>
+            <w:tcW w:w="1267" w:type="dxa"/>
             <w:shd w:val="clear" w:color="auto" w:fill="D9D9D9" w:themeFill="background1" w:themeFillShade="D9"/>
           </w:tcPr>
           <w:p>
@@ -3587,7 +3587,7 @@
         </w:tc>
         <w:tc>
           <w:tcPr>
-            <w:tcW w:w="4471" w:type="dxa"/>
+            <w:tcW w:w="4684" w:type="dxa"/>
             <w:shd w:val="clear" w:color="auto" w:fill="D9D9D9" w:themeFill="background1" w:themeFillShade="D9"/>
           </w:tcPr>
           <w:p>
@@ -3615,7 +3615,7 @@
         </w:tc>
         <w:tc>
           <w:tcPr>
-            <w:tcW w:w="1272" w:type="dxa"/>
+            <w:tcW w:w="1162" w:type="dxa"/>
             <w:shd w:val="clear" w:color="auto" w:fill="D9D9D9" w:themeFill="background1" w:themeFillShade="D9"/>
           </w:tcPr>
           <w:p>
@@ -3648,7 +3648,7 @@
         </w:trPr>
         <w:tc>
           <w:tcPr>
-            <w:tcW w:w="2611" w:type="dxa"/>
+            <w:tcW w:w="2518" w:type="dxa"/>
           </w:tcPr>
           <w:p>
             <w:pPr>
@@ -3671,7 +3671,7 @@
         </w:tc>
         <w:tc>
           <w:tcPr>
-            <w:tcW w:w="1277" w:type="dxa"/>
+            <w:tcW w:w="1267" w:type="dxa"/>
           </w:tcPr>
           <w:p>
             <w:pPr>
@@ -3694,7 +3694,7 @@
         </w:tc>
         <w:tc>
           <w:tcPr>
-            <w:tcW w:w="4471" w:type="dxa"/>
+            <w:tcW w:w="4684" w:type="dxa"/>
           </w:tcPr>
           <w:p>
             <w:pPr>
@@ -3711,13 +3711,13 @@
                 <w:sz w:val="18"/>
                 <w:szCs w:val="20"/>
               </w:rPr>
-              <w:t xml:space="preserve">Grava título, descrição e ações com responsável e prazo, todos obrigatórios (RN-GQ-054; RN-GQ-D10-02; Domain/Service/PlanoAcaoPreventivaValidator.cs:33-77). Falta o teste de tela dedicado</w:t>
+              <w:t xml:space="preserve">Grava título, descrição e ações com responsável e prazo, todos obrigatórios (RN-GQ-054; RN-GQ-D10-02; Domain/Service/PlanoAcaoPreventivaValidator.cs:33-77). Conferido na rodada 1 (21/10/2026): sem título, descrição e ações, o sistema mostrou as cinco mensagens de obrigatoriedade (CT-GQ-N10-05), e a ação incompleta foi recusada com a mensagem de cada campo (CT-GQ-N10-06)</w:t>
             </w:r>
           </w:p>
         </w:tc>
         <w:tc>
           <w:tcPr>
-            <w:tcW w:w="1272" w:type="dxa"/>
+            <w:tcW w:w="1162" w:type="dxa"/>
           </w:tcPr>
           <w:p>
             <w:pPr>
@@ -3745,7 +3745,7 @@
         </w:trPr>
         <w:tc>
           <w:tcPr>
-            <w:tcW w:w="2611" w:type="dxa"/>
+            <w:tcW w:w="2518" w:type="dxa"/>
           </w:tcPr>
           <w:p>
             <w:pPr>
@@ -3768,7 +3768,7 @@
         </w:tc>
         <w:tc>
           <w:tcPr>
-            <w:tcW w:w="1277" w:type="dxa"/>
+            <w:tcW w:w="1267" w:type="dxa"/>
           </w:tcPr>
           <w:p>
             <w:pPr>
@@ -3791,7 +3791,7 @@
         </w:tc>
         <w:tc>
           <w:tcPr>
-            <w:tcW w:w="4471" w:type="dxa"/>
+            <w:tcW w:w="4684" w:type="dxa"/>
           </w:tcPr>
           <w:p>
             <w:pPr>
@@ -3814,7 +3814,7 @@
         </w:tc>
         <w:tc>
           <w:tcPr>
-            <w:tcW w:w="1272" w:type="dxa"/>
+            <w:tcW w:w="1162" w:type="dxa"/>
           </w:tcPr>
           <w:p>
             <w:pPr>
@@ -3842,7 +3842,7 @@
         </w:trPr>
         <w:tc>
           <w:tcPr>
-            <w:tcW w:w="2611" w:type="dxa"/>
+            <w:tcW w:w="2518" w:type="dxa"/>
           </w:tcPr>
           <w:p>
             <w:pPr>
@@ -3865,7 +3865,7 @@
         </w:tc>
         <w:tc>
           <w:tcPr>
-            <w:tcW w:w="1277" w:type="dxa"/>
+            <w:tcW w:w="1267" w:type="dxa"/>
           </w:tcPr>
           <w:p>
             <w:pPr>
@@ -3888,7 +3888,7 @@
         </w:tc>
         <w:tc>
           <w:tcPr>
-            <w:tcW w:w="4471" w:type="dxa"/>
+            <w:tcW w:w="4684" w:type="dxa"/>
           </w:tcPr>
           <w:p>
             <w:pPr>
@@ -3911,7 +3911,7 @@
         </w:tc>
         <w:tc>
           <w:tcPr>
-            <w:tcW w:w="1272" w:type="dxa"/>
+            <w:tcW w:w="1162" w:type="dxa"/>
           </w:tcPr>
           <w:p>
             <w:pPr>
@@ -3939,7 +3939,7 @@
         </w:trPr>
         <w:tc>
           <w:tcPr>
-            <w:tcW w:w="2611" w:type="dxa"/>
+            <w:tcW w:w="2518" w:type="dxa"/>
           </w:tcPr>
           <w:p>
             <w:pPr>
@@ -3962,7 +3962,7 @@
         </w:tc>
         <w:tc>
           <w:tcPr>
-            <w:tcW w:w="1277" w:type="dxa"/>
+            <w:tcW w:w="1267" w:type="dxa"/>
           </w:tcPr>
           <w:p>
             <w:pPr>
@@ -3985,7 +3985,7 @@
         </w:tc>
         <w:tc>
           <w:tcPr>
-            <w:tcW w:w="4471" w:type="dxa"/>
+            <w:tcW w:w="4684" w:type="dxa"/>
           </w:tcPr>
           <w:p>
             <w:pPr>
@@ -4008,7 +4008,7 @@
         </w:tc>
         <w:tc>
           <w:tcPr>
-            <w:tcW w:w="1272" w:type="dxa"/>
+            <w:tcW w:w="1162" w:type="dxa"/>
           </w:tcPr>
           <w:p>
             <w:pPr>
@@ -4036,7 +4036,7 @@
         </w:trPr>
         <w:tc>
           <w:tcPr>
-            <w:tcW w:w="2611" w:type="dxa"/>
+            <w:tcW w:w="2518" w:type="dxa"/>
           </w:tcPr>
           <w:p>
             <w:pPr>
@@ -4059,7 +4059,7 @@
         </w:tc>
         <w:tc>
           <w:tcPr>
-            <w:tcW w:w="1277" w:type="dxa"/>
+            <w:tcW w:w="1267" w:type="dxa"/>
           </w:tcPr>
           <w:p>
             <w:pPr>
@@ -4082,7 +4082,7 @@
         </w:tc>
         <w:tc>
           <w:tcPr>
-            <w:tcW w:w="4471" w:type="dxa"/>
+            <w:tcW w:w="4684" w:type="dxa"/>
           </w:tcPr>
           <w:p>
             <w:pPr>
@@ -4099,110 +4099,13 @@
                 <w:sz w:val="18"/>
                 <w:szCs w:val="20"/>
               </w:rPr>
-              <w:t xml:space="preserve">O plano e as ações ficam gravados com histórico campo a campo (RN-GQ-D10-09; Infra/Repository/RepositoryBase.cs:272-300). Ainda não visto numa tela real</w:t>
+              <w:t xml:space="preserve">O plano e as ações ficam gravados com histórico campo a campo (RN-GQ-D10-09; Infra/Repository/RepositoryBase.cs:272-300). Visto na tela na rodada 1 (21/10/2026, CT-GQ-N10-12): o histórico mostra a mudança de situação, o título da ação preventiva, a observação e o responsável, mas não as ações (descrição, prazo e responsável de cada uma) (DV-GQ-036)</w:t>
             </w:r>
           </w:p>
         </w:tc>
         <w:tc>
           <w:tcPr>
-            <w:tcW w:w="1272" w:type="dxa"/>
-          </w:tcPr>
-          <w:p>
-            <w:pPr>
-              <w:widowControl/>
-              <w:spacing w:after="0" w:line="276" w:lineRule="auto"/>
-              <w:jc w:val="left"/>
-              <w:rPr>
-                <w:sz w:val="18"/>
-                <w:szCs w:val="18"/>
-              </w:rPr>
-            </w:pPr>
-            <w:r>
-              <w:rPr>
-                <w:sz w:val="18"/>
-                <w:szCs w:val="20"/>
-              </w:rPr>
-              <w:t xml:space="preserve">A verificar</w:t>
-            </w:r>
-          </w:p>
-        </w:tc>
-      </w:tr>
-      <w:tr>
-        <w:trPr>
-          <w:cantSplit/>
-        </w:trPr>
-        <w:tc>
-          <w:tcPr>
-            <w:tcW w:w="2611" w:type="dxa"/>
-          </w:tcPr>
-          <w:p>
-            <w:pPr>
-              <w:widowControl/>
-              <w:spacing w:after="0" w:line="276" w:lineRule="auto"/>
-              <w:jc w:val="left"/>
-              <w:rPr>
-                <w:sz w:val="18"/>
-                <w:szCs w:val="18"/>
-              </w:rPr>
-            </w:pPr>
-            <w:r>
-              <w:rPr>
-                <w:sz w:val="18"/>
-                <w:szCs w:val="20"/>
-              </w:rPr>
-              <w:t xml:space="preserve">"Os registros devem ser realizados ou completados sempre que uma ação for realizada e de modo a permitir que todas as atividades significativas relativas à fabricação de medicamentos sejam rastreáveis."</w:t>
-            </w:r>
-          </w:p>
-        </w:tc>
-        <w:tc>
-          <w:tcPr>
-            <w:tcW w:w="1277" w:type="dxa"/>
-          </w:tcPr>
-          <w:p>
-            <w:pPr>
-              <w:widowControl/>
-              <w:spacing w:after="0" w:line="276" w:lineRule="auto"/>
-              <w:jc w:val="left"/>
-              <w:rPr>
-                <w:sz w:val="18"/>
-                <w:szCs w:val="18"/>
-              </w:rPr>
-            </w:pPr>
-            <w:r>
-              <w:rPr>
-                <w:sz w:val="18"/>
-                <w:szCs w:val="20"/>
-              </w:rPr>
-              <w:t xml:space="preserve">Art. 124</w:t>
-            </w:r>
-          </w:p>
-        </w:tc>
-        <w:tc>
-          <w:tcPr>
-            <w:tcW w:w="4471" w:type="dxa"/>
-          </w:tcPr>
-          <w:p>
-            <w:pPr>
-              <w:widowControl/>
-              <w:spacing w:after="0" w:line="276" w:lineRule="auto"/>
-              <w:jc w:val="left"/>
-              <w:rPr>
-                <w:sz w:val="18"/>
-                <w:szCs w:val="18"/>
-              </w:rPr>
-            </w:pPr>
-            <w:r>
-              <w:rPr>
-                <w:sz w:val="18"/>
-                <w:szCs w:val="20"/>
-              </w:rPr>
-              <w:t xml:space="preserve">Quem salva e a data do servidor são gravados (RN-GQ-D10-06). Mas a data do plano no PDF é a da primeira abertura da tela, não a do Salvar, e só abrir a tela já grava um plano vazio (RN-GQ-D10-01; Reports/DadosRNC.cs:321)</w:t>
-            </w:r>
-          </w:p>
-        </w:tc>
-        <w:tc>
-          <w:tcPr>
-            <w:tcW w:w="1272" w:type="dxa"/>
+            <w:tcW w:w="1162" w:type="dxa"/>
           </w:tcPr>
           <w:p>
             <w:pPr>
@@ -4230,7 +4133,104 @@
         </w:trPr>
         <w:tc>
           <w:tcPr>
-            <w:tcW w:w="2611" w:type="dxa"/>
+            <w:tcW w:w="2518" w:type="dxa"/>
+          </w:tcPr>
+          <w:p>
+            <w:pPr>
+              <w:widowControl/>
+              <w:spacing w:after="0" w:line="276" w:lineRule="auto"/>
+              <w:jc w:val="left"/>
+              <w:rPr>
+                <w:sz w:val="18"/>
+                <w:szCs w:val="18"/>
+              </w:rPr>
+            </w:pPr>
+            <w:r>
+              <w:rPr>
+                <w:sz w:val="18"/>
+                <w:szCs w:val="20"/>
+              </w:rPr>
+              <w:t xml:space="preserve">"Os registros devem ser realizados ou completados sempre que uma ação for realizada e de modo a permitir que todas as atividades significativas relativas à fabricação de medicamentos sejam rastreáveis."</w:t>
+            </w:r>
+          </w:p>
+        </w:tc>
+        <w:tc>
+          <w:tcPr>
+            <w:tcW w:w="1267" w:type="dxa"/>
+          </w:tcPr>
+          <w:p>
+            <w:pPr>
+              <w:widowControl/>
+              <w:spacing w:after="0" w:line="276" w:lineRule="auto"/>
+              <w:jc w:val="left"/>
+              <w:rPr>
+                <w:sz w:val="18"/>
+                <w:szCs w:val="18"/>
+              </w:rPr>
+            </w:pPr>
+            <w:r>
+              <w:rPr>
+                <w:sz w:val="18"/>
+                <w:szCs w:val="20"/>
+              </w:rPr>
+              <w:t xml:space="preserve">Art. 124</w:t>
+            </w:r>
+          </w:p>
+        </w:tc>
+        <w:tc>
+          <w:tcPr>
+            <w:tcW w:w="4684" w:type="dxa"/>
+          </w:tcPr>
+          <w:p>
+            <w:pPr>
+              <w:widowControl/>
+              <w:spacing w:after="0" w:line="276" w:lineRule="auto"/>
+              <w:jc w:val="left"/>
+              <w:rPr>
+                <w:sz w:val="18"/>
+                <w:szCs w:val="18"/>
+              </w:rPr>
+            </w:pPr>
+            <w:r>
+              <w:rPr>
+                <w:sz w:val="18"/>
+                <w:szCs w:val="20"/>
+              </w:rPr>
+              <w:t xml:space="preserve">Quem salva e a data do servidor são gravados (RN-GQ-D10-06). Mas a data do plano no PDF é a da primeira abertura da tela, não a do Salvar, e só abrir a tela já grava um plano vazio (RN-GQ-D10-01; Reports/DadosRNC.cs:321)</w:t>
+            </w:r>
+          </w:p>
+        </w:tc>
+        <w:tc>
+          <w:tcPr>
+            <w:tcW w:w="1162" w:type="dxa"/>
+          </w:tcPr>
+          <w:p>
+            <w:pPr>
+              <w:widowControl/>
+              <w:spacing w:after="0" w:line="276" w:lineRule="auto"/>
+              <w:jc w:val="left"/>
+              <w:rPr>
+                <w:sz w:val="18"/>
+                <w:szCs w:val="18"/>
+              </w:rPr>
+            </w:pPr>
+            <w:r>
+              <w:rPr>
+                <w:sz w:val="18"/>
+                <w:szCs w:val="20"/>
+              </w:rPr>
+              <w:t xml:space="preserve">Atende em parte</w:t>
+            </w:r>
+          </w:p>
+        </w:tc>
+      </w:tr>
+      <w:tr>
+        <w:trPr>
+          <w:cantSplit/>
+        </w:trPr>
+        <w:tc>
+          <w:tcPr>
+            <w:tcW w:w="2518" w:type="dxa"/>
           </w:tcPr>
           <w:p>
             <w:pPr>
@@ -4253,7 +4253,7 @@
         </w:tc>
         <w:tc>
           <w:tcPr>
-            <w:tcW w:w="1277" w:type="dxa"/>
+            <w:tcW w:w="1267" w:type="dxa"/>
           </w:tcPr>
           <w:p>
             <w:pPr>
@@ -4276,7 +4276,7 @@
         </w:tc>
         <w:tc>
           <w:tcPr>
-            <w:tcW w:w="4471" w:type="dxa"/>
+            <w:tcW w:w="4684" w:type="dxa"/>
           </w:tcPr>
           <w:p>
             <w:pPr>
@@ -4293,13 +4293,13 @@
                 <w:sz w:val="18"/>
                 <w:szCs w:val="20"/>
               </w:rPr>
-              <w:t xml:space="preserve">Não há campo de justificativa; a gravação usa texto vazio (PlanoAcaoPreventivaRNCController.cs:199). Depois de salvo o plano não pode ser corrigido pela tela (Editar.cshtml:146). O campo do responsável da ação fica de fora do histórico (RN-GQ-D10-09)</w:t>
+              <w:t xml:space="preserve">Não há campo de justificativa; a gravação usa texto vazio (PlanoAcaoPreventivaRNCController.cs:199). Depois de salvo o plano não pode ser corrigido pela tela (Editar.cshtml:146). O campo do responsável da ação fica de fora do histórico (RN-GQ-D10-09) Rodada 1: o histórico não traz as ações do plano (DV-GQ-036).</w:t>
             </w:r>
           </w:p>
         </w:tc>
         <w:tc>
           <w:tcPr>
-            <w:tcW w:w="1272" w:type="dxa"/>
+            <w:tcW w:w="1162" w:type="dxa"/>
           </w:tcPr>
           <w:p>
             <w:pPr>
@@ -4371,7 +4371,7 @@
         <w:rPr>
           <w:szCs w:val="20"/>
         </w:rPr>
-        <w:t xml:space="preserve">1. Como o prazo de cada ação preventiva foi definido em função do risco do desvio? O sistema mostra isso hoje? Não. O prazo é uma data livre, aceita data passada e não se liga à criticidade. 2. Quem aprovou o plano antes de ele ser executado? O sistema mostra isso hoje? Não. O plano vai direto para a execução, sem etapa de aprovação. 3. O que mudou no plano depois de salvo, quem mudou e por quê? O sistema mostra isso hoje? Em parte. O histórico grava as alterações campo a campo, mas sem motivo, e a tela nem permite corrigir o plano salvo. 4. Mostre as ações preventivas deste desvio, com responsável e prazo. O sistema mostra isso hoje? Sim. A tabela de ações e o PDF do Relatório de CAPA trazem ação, responsável e prazo. 5. Como a ação preventiva evita que o problema se repita em outro lote ou produto? O sistema mostra isso hoje? Não. O plano não consulta outros desvios, lotes ou produtos.</w:t>
+        <w:t xml:space="preserve">1. Como o prazo de cada ação preventiva foi definido em função do risco do desvio? O sistema mostra isso hoje? Não. O prazo é uma data livre, aceita data passada e não se liga à criticidade. 2. Quem aprovou o plano antes de ele ser executado? O sistema mostra isso hoje? Não. O plano vai direto para a execução, sem etapa de aprovação. 3. O que mudou no plano depois de salvo, quem mudou e por quê? O sistema mostra isso hoje? Em parte. Na rodada 1 (21/10/2026) o histórico registrou a mudança de situação, o título, a observação e o responsável, mas não as ações do plano (DV-GQ-036); também não traz o motivo, e a tela nem permite corrigir o plano salvo. 4. Mostre as ações preventivas deste desvio, com responsável e prazo. O sistema mostra isso hoje? Em parte. A tabela de ações da tela traz ação, responsável e prazo, e a ação aparece na Execução do responsável (rodada 1, CT-GQ-N10-10). Mas o histórico não registra as ações (DV-GQ-036), e a impressão do Relatório de CAPA deu erro na rodada 1 em outras telas (DV-GQ-018, a confirmar se é do ambiente); a impressão a partir desta tela não foi testada. 5. Como a ação preventiva evita que o problema se repita em outro lote ou produto? O sistema mostra isso hoje? Não. O plano não consulta outros desvios, lotes ou produtos.</w:t>
       </w:r>
     </w:p>
     <w:p>
@@ -4503,6 +4503,42 @@
     </w:p>
     <w:p>
       <w:pPr>
+        <w:numPr>
+          <w:ilvl w:val="0"/>
+          <w:numId w:val="2"/>
+        </w:numPr>
+        <w:spacing w:after="0" w:line="360" w:lineRule="auto"/>
+        <w:rPr>
+          <w:szCs w:val="20"/>
+        </w:rPr>
+      </w:pPr>
+      <w:r>
+        <w:rPr>
+          <w:szCs w:val="20"/>
+        </w:rPr>
+        <w:t xml:space="preserve">Registrar no histórico o conteúdo do plano e de cada ação, e não só a situação (DV-GQ-036).</w:t>
+      </w:r>
+    </w:p>
+    <w:p>
+      <w:pPr>
+        <w:numPr>
+          <w:ilvl w:val="0"/>
+          <w:numId w:val="2"/>
+        </w:numPr>
+        <w:spacing w:after="0" w:line="360" w:lineRule="auto"/>
+        <w:rPr>
+          <w:szCs w:val="20"/>
+        </w:rPr>
+      </w:pPr>
+      <w:r>
+        <w:rPr>
+          <w:szCs w:val="20"/>
+        </w:rPr>
+        <w:t xml:space="preserve">Corrigir os filtros da lista: RD/Nº com o ano, datas de um só dia e filtro de situação (DV-GQ-026, DV-GQ-027, DV-GQ-028).</w:t>
+      </w:r>
+    </w:p>
+    <w:p>
+      <w:pPr>
         <w:keepNext/>
         <w:spacing w:before="120" w:after="0" w:line="360" w:lineRule="auto"/>
         <w:rPr>
@@ -4531,7 +4567,7 @@
         <w:rPr>
           <w:szCs w:val="20"/>
         </w:rPr>
-        <w:t xml:space="preserve">Item 9.3.2.3 (Requisitos Operacionais): o Guia lista entre as funções do sistema "Trilhas de auditoria;" e "Utilização de assinaturas eletrônicas;". A tela grava histórico das alterações (a confirmar no teste), mas não tem assinatura eletrônica nem justificativa da alteração.</w:t>
+        <w:t xml:space="preserve">Item 9.3.2.3 (Requisitos Operacionais): o Guia lista entre as funções do sistema "Trilhas de auditoria;" e "Utilização de assinaturas eletrônicas;". A tela grava histórico das alterações, mas na rodada 1 ele não trouxe as ações do plano (DV-GQ-036); também não tem assinatura eletrônica nem justificativa da alteração.</w:t>
       </w:r>
     </w:p>
     <w:sectPr>
